--- a/data/human_paras/human_para_92.docx
+++ b/data/human_paras/human_para_92.docx
@@ -4,7 +4,7 @@
   <w:body>
     <w:p>
       <w:r>
-        <w:t>Sampling. From January 2016 to October 2018, the researcher chose 222 BI-RADS 4 breast tumors diagnosed by ultrasonography and verified by histology. The Cai et al. (Ref-s405183) study was approved by the Perking union medical college hospital’s ethics committee. The patients had to sign written consent forms to participate in the survey (Ref-s405183). Patients were excluded from the trial if they had previously gotten an operation or biopsy for the lesion, if their photos were unqualified, if their breast lesions were more significant than the probe’s diameter, or if they were nursing or pregnant. Finally, most samples were eliminated since they did not meet the BI-RADS 4 criteria. The 222 females eligible for this study were between eighteen and eighty-seven years.</w:t>
+        <w:t>Data Source. The article used cancer registries supported by SEER or NPCR to gather data on the incidence of metastatic breast cancer in the general population for women diagnosed between 2004 and 2013. As an ethical body, the North American Association of Central Cancer Registries established standard data items, consistent codes, and methods for reporting data. United States Cancer Statistics (USCS) publishing guidelines were satisfied by reports from 49 states and the District of Columbia’s primary cancer registries (Ref-u345520). The data from the NPCR and SEER represented 99% of the data from the United States population utilized in this study. The researchers stratified into four categories: age at diagnosis and the people stratified into five races: black, white, Alaska or Indian, Asian, and Hispanic. The patients’ tumor subtypes were classified based on progesterone, estrogen, and human growth factor receptor status.</w:t>
       </w:r>
     </w:p>
     <w:sectPr>
